--- a/output/icc_by_stimuli_and_group.docx
+++ b/output/icc_by_stimuli_and_group.docx
@@ -22,6 +22,7 @@
           <w:i w:val="false"/>
           <w:b w:val="false"/>
           <w:u w:val="none"/>
+          <w:strike w:val="false"/>
           <w:sz w:val="22"/>
           <w:szCs w:val="22"/>
           <w:color w:val="000000"/>
@@ -80,17 +81,19 @@
                 <w:i w:val="false"/>
                 <w:b w:val="false"/>
                 <w:u w:val="none"/>
-                <w:sz w:val="22"/>
-                <w:szCs w:val="22"/>
-                <w:color w:val="000000"/>
-              </w:rPr>
-            </w:pPr>
-            <w:r>
-              <w:rPr>
-                <w:rFonts w:ascii="Times New Roman" w:hAnsi="Times New Roman" w:eastAsia="Times New Roman" w:cs="Times New Roman"/>
-                <w:i w:val="false"/>
-                <w:b w:val="false"/>
-                <w:u w:val="none"/>
+                <w:strike w:val="false"/>
+                <w:sz w:val="22"/>
+                <w:szCs w:val="22"/>
+                <w:color w:val="000000"/>
+              </w:rPr>
+            </w:pPr>
+            <w:r>
+              <w:rPr>
+                <w:rFonts w:ascii="Times New Roman" w:hAnsi="Times New Roman" w:eastAsia="Times New Roman" w:cs="Times New Roman"/>
+                <w:i w:val="false"/>
+                <w:b w:val="false"/>
+                <w:u w:val="none"/>
+                <w:strike w:val="false"/>
                 <w:sz w:val="22"/>
                 <w:szCs w:val="22"/>
                 <w:color w:val="000000"/>
@@ -132,17 +135,19 @@
                 <w:i w:val="false"/>
                 <w:b w:val="false"/>
                 <w:u w:val="none"/>
-                <w:sz w:val="22"/>
-                <w:szCs w:val="22"/>
-                <w:color w:val="000000"/>
-              </w:rPr>
-            </w:pPr>
-            <w:r>
-              <w:rPr>
-                <w:rFonts w:ascii="Times New Roman" w:hAnsi="Times New Roman" w:eastAsia="Times New Roman" w:cs="Times New Roman"/>
-                <w:i w:val="false"/>
-                <w:b w:val="false"/>
-                <w:u w:val="none"/>
+                <w:strike w:val="false"/>
+                <w:sz w:val="22"/>
+                <w:szCs w:val="22"/>
+                <w:color w:val="000000"/>
+              </w:rPr>
+            </w:pPr>
+            <w:r>
+              <w:rPr>
+                <w:rFonts w:ascii="Times New Roman" w:hAnsi="Times New Roman" w:eastAsia="Times New Roman" w:cs="Times New Roman"/>
+                <w:i w:val="false"/>
+                <w:b w:val="false"/>
+                <w:u w:val="none"/>
+                <w:strike w:val="false"/>
                 <w:sz w:val="22"/>
                 <w:szCs w:val="22"/>
                 <w:color w:val="000000"/>
@@ -184,17 +189,19 @@
                 <w:i w:val="false"/>
                 <w:b w:val="false"/>
                 <w:u w:val="none"/>
-                <w:sz w:val="22"/>
-                <w:szCs w:val="22"/>
-                <w:color w:val="000000"/>
-              </w:rPr>
-            </w:pPr>
-            <w:r>
-              <w:rPr>
-                <w:rFonts w:ascii="Times New Roman" w:hAnsi="Times New Roman" w:eastAsia="Times New Roman" w:cs="Times New Roman"/>
-                <w:i w:val="false"/>
-                <w:b w:val="false"/>
-                <w:u w:val="none"/>
+                <w:strike w:val="false"/>
+                <w:sz w:val="22"/>
+                <w:szCs w:val="22"/>
+                <w:color w:val="000000"/>
+              </w:rPr>
+            </w:pPr>
+            <w:r>
+              <w:rPr>
+                <w:rFonts w:ascii="Times New Roman" w:hAnsi="Times New Roman" w:eastAsia="Times New Roman" w:cs="Times New Roman"/>
+                <w:i w:val="false"/>
+                <w:b w:val="false"/>
+                <w:u w:val="none"/>
+                <w:strike w:val="false"/>
                 <w:sz w:val="22"/>
                 <w:szCs w:val="22"/>
                 <w:color w:val="000000"/>
@@ -236,17 +243,19 @@
                 <w:i w:val="false"/>
                 <w:b w:val="false"/>
                 <w:u w:val="none"/>
-                <w:sz w:val="22"/>
-                <w:szCs w:val="22"/>
-                <w:color w:val="000000"/>
-              </w:rPr>
-            </w:pPr>
-            <w:r>
-              <w:rPr>
-                <w:rFonts w:ascii="Times New Roman" w:hAnsi="Times New Roman" w:eastAsia="Times New Roman" w:cs="Times New Roman"/>
-                <w:i w:val="false"/>
-                <w:b w:val="false"/>
-                <w:u w:val="none"/>
+                <w:strike w:val="false"/>
+                <w:sz w:val="22"/>
+                <w:szCs w:val="22"/>
+                <w:color w:val="000000"/>
+              </w:rPr>
+            </w:pPr>
+            <w:r>
+              <w:rPr>
+                <w:rFonts w:ascii="Times New Roman" w:hAnsi="Times New Roman" w:eastAsia="Times New Roman" w:cs="Times New Roman"/>
+                <w:i w:val="false"/>
+                <w:b w:val="false"/>
+                <w:u w:val="none"/>
+                <w:strike w:val="false"/>
                 <w:sz w:val="22"/>
                 <w:szCs w:val="22"/>
                 <w:color w:val="000000"/>
@@ -294,17 +303,19 @@
                 <w:i w:val="false"/>
                 <w:b w:val="false"/>
                 <w:u w:val="none"/>
-                <w:sz w:val="22"/>
-                <w:szCs w:val="22"/>
-                <w:color w:val="000000"/>
-              </w:rPr>
-            </w:pPr>
-            <w:r>
-              <w:rPr>
-                <w:rFonts w:ascii="Times New Roman" w:hAnsi="Times New Roman" w:eastAsia="Times New Roman" w:cs="Times New Roman"/>
-                <w:i w:val="false"/>
-                <w:b w:val="false"/>
-                <w:u w:val="none"/>
+                <w:strike w:val="false"/>
+                <w:sz w:val="22"/>
+                <w:szCs w:val="22"/>
+                <w:color w:val="000000"/>
+              </w:rPr>
+            </w:pPr>
+            <w:r>
+              <w:rPr>
+                <w:rFonts w:ascii="Times New Roman" w:hAnsi="Times New Roman" w:eastAsia="Times New Roman" w:cs="Times New Roman"/>
+                <w:i w:val="false"/>
+                <w:b w:val="false"/>
+                <w:u w:val="none"/>
+                <w:strike w:val="false"/>
                 <w:sz w:val="22"/>
                 <w:szCs w:val="22"/>
                 <w:color w:val="000000"/>
@@ -346,17 +357,19 @@
                 <w:i w:val="false"/>
                 <w:b w:val="false"/>
                 <w:u w:val="none"/>
-                <w:sz w:val="22"/>
-                <w:szCs w:val="22"/>
-                <w:color w:val="000000"/>
-              </w:rPr>
-            </w:pPr>
-            <w:r>
-              <w:rPr>
-                <w:rFonts w:ascii="Times New Roman" w:hAnsi="Times New Roman" w:eastAsia="Times New Roman" w:cs="Times New Roman"/>
-                <w:i w:val="false"/>
-                <w:b w:val="false"/>
-                <w:u w:val="none"/>
+                <w:strike w:val="false"/>
+                <w:sz w:val="22"/>
+                <w:szCs w:val="22"/>
+                <w:color w:val="000000"/>
+              </w:rPr>
+            </w:pPr>
+            <w:r>
+              <w:rPr>
+                <w:rFonts w:ascii="Times New Roman" w:hAnsi="Times New Roman" w:eastAsia="Times New Roman" w:cs="Times New Roman"/>
+                <w:i w:val="false"/>
+                <w:b w:val="false"/>
+                <w:u w:val="none"/>
+                <w:strike w:val="false"/>
                 <w:sz w:val="22"/>
                 <w:szCs w:val="22"/>
                 <w:color w:val="000000"/>
@@ -398,17 +411,19 @@
                 <w:i w:val="false"/>
                 <w:b w:val="false"/>
                 <w:u w:val="none"/>
-                <w:sz w:val="22"/>
-                <w:szCs w:val="22"/>
-                <w:color w:val="000000"/>
-              </w:rPr>
-            </w:pPr>
-            <w:r>
-              <w:rPr>
-                <w:rFonts w:ascii="Times New Roman" w:hAnsi="Times New Roman" w:eastAsia="Times New Roman" w:cs="Times New Roman"/>
-                <w:i w:val="false"/>
-                <w:b w:val="false"/>
-                <w:u w:val="none"/>
+                <w:strike w:val="false"/>
+                <w:sz w:val="22"/>
+                <w:szCs w:val="22"/>
+                <w:color w:val="000000"/>
+              </w:rPr>
+            </w:pPr>
+            <w:r>
+              <w:rPr>
+                <w:rFonts w:ascii="Times New Roman" w:hAnsi="Times New Roman" w:eastAsia="Times New Roman" w:cs="Times New Roman"/>
+                <w:i w:val="false"/>
+                <w:b w:val="false"/>
+                <w:u w:val="none"/>
+                <w:strike w:val="false"/>
                 <w:sz w:val="22"/>
                 <w:szCs w:val="22"/>
                 <w:color w:val="000000"/>
@@ -450,22 +465,24 @@
                 <w:i w:val="false"/>
                 <w:b w:val="false"/>
                 <w:u w:val="none"/>
-                <w:sz w:val="22"/>
-                <w:szCs w:val="22"/>
-                <w:color w:val="000000"/>
-              </w:rPr>
-            </w:pPr>
-            <w:r>
-              <w:rPr>
-                <w:rFonts w:ascii="Times New Roman" w:hAnsi="Times New Roman" w:eastAsia="Times New Roman" w:cs="Times New Roman"/>
-                <w:i w:val="false"/>
-                <w:b w:val="false"/>
-                <w:u w:val="none"/>
-                <w:sz w:val="22"/>
-                <w:szCs w:val="22"/>
-                <w:color w:val="000000"/>
-              </w:rPr>
-              <w:t xml:space="preserve">[0.53, 0.78]</w:t>
+                <w:strike w:val="false"/>
+                <w:sz w:val="22"/>
+                <w:szCs w:val="22"/>
+                <w:color w:val="000000"/>
+              </w:rPr>
+            </w:pPr>
+            <w:r>
+              <w:rPr>
+                <w:rFonts w:ascii="Times New Roman" w:hAnsi="Times New Roman" w:eastAsia="Times New Roman" w:cs="Times New Roman"/>
+                <w:i w:val="false"/>
+                <w:b w:val="false"/>
+                <w:u w:val="none"/>
+                <w:strike w:val="false"/>
+                <w:sz w:val="22"/>
+                <w:szCs w:val="22"/>
+                <w:color w:val="000000"/>
+              </w:rPr>
+              <w:t xml:space="preserve">[0.49, 0.78]</w:t>
             </w:r>
           </w:p>
         </w:tc>
@@ -508,17 +525,19 @@
                 <w:i w:val="false"/>
                 <w:b w:val="false"/>
                 <w:u w:val="none"/>
-                <w:sz w:val="22"/>
-                <w:szCs w:val="22"/>
-                <w:color w:val="000000"/>
-              </w:rPr>
-            </w:pPr>
-            <w:r>
-              <w:rPr>
-                <w:rFonts w:ascii="Times New Roman" w:hAnsi="Times New Roman" w:eastAsia="Times New Roman" w:cs="Times New Roman"/>
-                <w:i w:val="false"/>
-                <w:b w:val="false"/>
-                <w:u w:val="none"/>
+                <w:strike w:val="false"/>
+                <w:sz w:val="22"/>
+                <w:szCs w:val="22"/>
+                <w:color w:val="000000"/>
+              </w:rPr>
+            </w:pPr>
+            <w:r>
+              <w:rPr>
+                <w:rFonts w:ascii="Times New Roman" w:hAnsi="Times New Roman" w:eastAsia="Times New Roman" w:cs="Times New Roman"/>
+                <w:i w:val="false"/>
+                <w:b w:val="false"/>
+                <w:u w:val="none"/>
+                <w:strike w:val="false"/>
                 <w:sz w:val="22"/>
                 <w:szCs w:val="22"/>
                 <w:color w:val="000000"/>
@@ -560,17 +579,19 @@
                 <w:i w:val="false"/>
                 <w:b w:val="false"/>
                 <w:u w:val="none"/>
-                <w:sz w:val="22"/>
-                <w:szCs w:val="22"/>
-                <w:color w:val="000000"/>
-              </w:rPr>
-            </w:pPr>
-            <w:r>
-              <w:rPr>
-                <w:rFonts w:ascii="Times New Roman" w:hAnsi="Times New Roman" w:eastAsia="Times New Roman" w:cs="Times New Roman"/>
-                <w:i w:val="false"/>
-                <w:b w:val="false"/>
-                <w:u w:val="none"/>
+                <w:strike w:val="false"/>
+                <w:sz w:val="22"/>
+                <w:szCs w:val="22"/>
+                <w:color w:val="000000"/>
+              </w:rPr>
+            </w:pPr>
+            <w:r>
+              <w:rPr>
+                <w:rFonts w:ascii="Times New Roman" w:hAnsi="Times New Roman" w:eastAsia="Times New Roman" w:cs="Times New Roman"/>
+                <w:i w:val="false"/>
+                <w:b w:val="false"/>
+                <w:u w:val="none"/>
+                <w:strike w:val="false"/>
                 <w:sz w:val="22"/>
                 <w:szCs w:val="22"/>
                 <w:color w:val="000000"/>
@@ -612,17 +633,19 @@
                 <w:i w:val="false"/>
                 <w:b w:val="false"/>
                 <w:u w:val="none"/>
-                <w:sz w:val="22"/>
-                <w:szCs w:val="22"/>
-                <w:color w:val="000000"/>
-              </w:rPr>
-            </w:pPr>
-            <w:r>
-              <w:rPr>
-                <w:rFonts w:ascii="Times New Roman" w:hAnsi="Times New Roman" w:eastAsia="Times New Roman" w:cs="Times New Roman"/>
-                <w:i w:val="false"/>
-                <w:b w:val="false"/>
-                <w:u w:val="none"/>
+                <w:strike w:val="false"/>
+                <w:sz w:val="22"/>
+                <w:szCs w:val="22"/>
+                <w:color w:val="000000"/>
+              </w:rPr>
+            </w:pPr>
+            <w:r>
+              <w:rPr>
+                <w:rFonts w:ascii="Times New Roman" w:hAnsi="Times New Roman" w:eastAsia="Times New Roman" w:cs="Times New Roman"/>
+                <w:i w:val="false"/>
+                <w:b w:val="false"/>
+                <w:u w:val="none"/>
+                <w:strike w:val="false"/>
                 <w:sz w:val="22"/>
                 <w:szCs w:val="22"/>
                 <w:color w:val="000000"/>
@@ -664,22 +687,24 @@
                 <w:i w:val="false"/>
                 <w:b w:val="false"/>
                 <w:u w:val="none"/>
-                <w:sz w:val="22"/>
-                <w:szCs w:val="22"/>
-                <w:color w:val="000000"/>
-              </w:rPr>
-            </w:pPr>
-            <w:r>
-              <w:rPr>
-                <w:rFonts w:ascii="Times New Roman" w:hAnsi="Times New Roman" w:eastAsia="Times New Roman" w:cs="Times New Roman"/>
-                <w:i w:val="false"/>
-                <w:b w:val="false"/>
-                <w:u w:val="none"/>
-                <w:sz w:val="22"/>
-                <w:szCs w:val="22"/>
-                <w:color w:val="000000"/>
-              </w:rPr>
-              <w:t xml:space="preserve">[0.82, 0.92]</w:t>
+                <w:strike w:val="false"/>
+                <w:sz w:val="22"/>
+                <w:szCs w:val="22"/>
+                <w:color w:val="000000"/>
+              </w:rPr>
+            </w:pPr>
+            <w:r>
+              <w:rPr>
+                <w:rFonts w:ascii="Times New Roman" w:hAnsi="Times New Roman" w:eastAsia="Times New Roman" w:cs="Times New Roman"/>
+                <w:i w:val="false"/>
+                <w:b w:val="false"/>
+                <w:u w:val="none"/>
+                <w:strike w:val="false"/>
+                <w:sz w:val="22"/>
+                <w:szCs w:val="22"/>
+                <w:color w:val="000000"/>
+              </w:rPr>
+              <w:t xml:space="preserve">[0.79, 0.91]</w:t>
             </w:r>
           </w:p>
         </w:tc>
@@ -722,17 +747,19 @@
                 <w:i w:val="false"/>
                 <w:b w:val="false"/>
                 <w:u w:val="none"/>
-                <w:sz w:val="22"/>
-                <w:szCs w:val="22"/>
-                <w:color w:val="000000"/>
-              </w:rPr>
-            </w:pPr>
-            <w:r>
-              <w:rPr>
-                <w:rFonts w:ascii="Times New Roman" w:hAnsi="Times New Roman" w:eastAsia="Times New Roman" w:cs="Times New Roman"/>
-                <w:i w:val="false"/>
-                <w:b w:val="false"/>
-                <w:u w:val="none"/>
+                <w:strike w:val="false"/>
+                <w:sz w:val="22"/>
+                <w:szCs w:val="22"/>
+                <w:color w:val="000000"/>
+              </w:rPr>
+            </w:pPr>
+            <w:r>
+              <w:rPr>
+                <w:rFonts w:ascii="Times New Roman" w:hAnsi="Times New Roman" w:eastAsia="Times New Roman" w:cs="Times New Roman"/>
+                <w:i w:val="false"/>
+                <w:b w:val="false"/>
+                <w:u w:val="none"/>
+                <w:strike w:val="false"/>
                 <w:sz w:val="22"/>
                 <w:szCs w:val="22"/>
                 <w:color w:val="000000"/>
@@ -774,17 +801,19 @@
                 <w:i w:val="false"/>
                 <w:b w:val="false"/>
                 <w:u w:val="none"/>
-                <w:sz w:val="22"/>
-                <w:szCs w:val="22"/>
-                <w:color w:val="000000"/>
-              </w:rPr>
-            </w:pPr>
-            <w:r>
-              <w:rPr>
-                <w:rFonts w:ascii="Times New Roman" w:hAnsi="Times New Roman" w:eastAsia="Times New Roman" w:cs="Times New Roman"/>
-                <w:i w:val="false"/>
-                <w:b w:val="false"/>
-                <w:u w:val="none"/>
+                <w:strike w:val="false"/>
+                <w:sz w:val="22"/>
+                <w:szCs w:val="22"/>
+                <w:color w:val="000000"/>
+              </w:rPr>
+            </w:pPr>
+            <w:r>
+              <w:rPr>
+                <w:rFonts w:ascii="Times New Roman" w:hAnsi="Times New Roman" w:eastAsia="Times New Roman" w:cs="Times New Roman"/>
+                <w:i w:val="false"/>
+                <w:b w:val="false"/>
+                <w:u w:val="none"/>
+                <w:strike w:val="false"/>
                 <w:sz w:val="22"/>
                 <w:szCs w:val="22"/>
                 <w:color w:val="000000"/>
@@ -826,17 +855,19 @@
                 <w:i w:val="false"/>
                 <w:b w:val="false"/>
                 <w:u w:val="none"/>
-                <w:sz w:val="22"/>
-                <w:szCs w:val="22"/>
-                <w:color w:val="000000"/>
-              </w:rPr>
-            </w:pPr>
-            <w:r>
-              <w:rPr>
-                <w:rFonts w:ascii="Times New Roman" w:hAnsi="Times New Roman" w:eastAsia="Times New Roman" w:cs="Times New Roman"/>
-                <w:i w:val="false"/>
-                <w:b w:val="false"/>
-                <w:u w:val="none"/>
+                <w:strike w:val="false"/>
+                <w:sz w:val="22"/>
+                <w:szCs w:val="22"/>
+                <w:color w:val="000000"/>
+              </w:rPr>
+            </w:pPr>
+            <w:r>
+              <w:rPr>
+                <w:rFonts w:ascii="Times New Roman" w:hAnsi="Times New Roman" w:eastAsia="Times New Roman" w:cs="Times New Roman"/>
+                <w:i w:val="false"/>
+                <w:b w:val="false"/>
+                <w:u w:val="none"/>
+                <w:strike w:val="false"/>
                 <w:sz w:val="22"/>
                 <w:szCs w:val="22"/>
                 <w:color w:val="000000"/>
@@ -878,22 +909,24 @@
                 <w:i w:val="false"/>
                 <w:b w:val="false"/>
                 <w:u w:val="none"/>
-                <w:sz w:val="22"/>
-                <w:szCs w:val="22"/>
-                <w:color w:val="000000"/>
-              </w:rPr>
-            </w:pPr>
-            <w:r>
-              <w:rPr>
-                <w:rFonts w:ascii="Times New Roman" w:hAnsi="Times New Roman" w:eastAsia="Times New Roman" w:cs="Times New Roman"/>
-                <w:i w:val="false"/>
-                <w:b w:val="false"/>
-                <w:u w:val="none"/>
-                <w:sz w:val="22"/>
-                <w:szCs w:val="22"/>
-                <w:color w:val="000000"/>
-              </w:rPr>
-              <w:t xml:space="preserve">[0.71, 0.93]</w:t>
+                <w:strike w:val="false"/>
+                <w:sz w:val="22"/>
+                <w:szCs w:val="22"/>
+                <w:color w:val="000000"/>
+              </w:rPr>
+            </w:pPr>
+            <w:r>
+              <w:rPr>
+                <w:rFonts w:ascii="Times New Roman" w:hAnsi="Times New Roman" w:eastAsia="Times New Roman" w:cs="Times New Roman"/>
+                <w:i w:val="false"/>
+                <w:b w:val="false"/>
+                <w:u w:val="none"/>
+                <w:strike w:val="false"/>
+                <w:sz w:val="22"/>
+                <w:szCs w:val="22"/>
+                <w:color w:val="000000"/>
+              </w:rPr>
+              <w:t xml:space="preserve">[0.73, 0.92]</w:t>
             </w:r>
           </w:p>
         </w:tc>
@@ -936,17 +969,19 @@
                 <w:i w:val="false"/>
                 <w:b w:val="false"/>
                 <w:u w:val="none"/>
-                <w:sz w:val="22"/>
-                <w:szCs w:val="22"/>
-                <w:color w:val="000000"/>
-              </w:rPr>
-            </w:pPr>
-            <w:r>
-              <w:rPr>
-                <w:rFonts w:ascii="Times New Roman" w:hAnsi="Times New Roman" w:eastAsia="Times New Roman" w:cs="Times New Roman"/>
-                <w:i w:val="false"/>
-                <w:b w:val="false"/>
-                <w:u w:val="none"/>
+                <w:strike w:val="false"/>
+                <w:sz w:val="22"/>
+                <w:szCs w:val="22"/>
+                <w:color w:val="000000"/>
+              </w:rPr>
+            </w:pPr>
+            <w:r>
+              <w:rPr>
+                <w:rFonts w:ascii="Times New Roman" w:hAnsi="Times New Roman" w:eastAsia="Times New Roman" w:cs="Times New Roman"/>
+                <w:i w:val="false"/>
+                <w:b w:val="false"/>
+                <w:u w:val="none"/>
+                <w:strike w:val="false"/>
                 <w:sz w:val="22"/>
                 <w:szCs w:val="22"/>
                 <w:color w:val="000000"/>
@@ -988,17 +1023,19 @@
                 <w:i w:val="false"/>
                 <w:b w:val="false"/>
                 <w:u w:val="none"/>
-                <w:sz w:val="22"/>
-                <w:szCs w:val="22"/>
-                <w:color w:val="000000"/>
-              </w:rPr>
-            </w:pPr>
-            <w:r>
-              <w:rPr>
-                <w:rFonts w:ascii="Times New Roman" w:hAnsi="Times New Roman" w:eastAsia="Times New Roman" w:cs="Times New Roman"/>
-                <w:i w:val="false"/>
-                <w:b w:val="false"/>
-                <w:u w:val="none"/>
+                <w:strike w:val="false"/>
+                <w:sz w:val="22"/>
+                <w:szCs w:val="22"/>
+                <w:color w:val="000000"/>
+              </w:rPr>
+            </w:pPr>
+            <w:r>
+              <w:rPr>
+                <w:rFonts w:ascii="Times New Roman" w:hAnsi="Times New Roman" w:eastAsia="Times New Roman" w:cs="Times New Roman"/>
+                <w:i w:val="false"/>
+                <w:b w:val="false"/>
+                <w:u w:val="none"/>
+                <w:strike w:val="false"/>
                 <w:sz w:val="22"/>
                 <w:szCs w:val="22"/>
                 <w:color w:val="000000"/>
@@ -1040,17 +1077,19 @@
                 <w:i w:val="false"/>
                 <w:b w:val="false"/>
                 <w:u w:val="none"/>
-                <w:sz w:val="22"/>
-                <w:szCs w:val="22"/>
-                <w:color w:val="000000"/>
-              </w:rPr>
-            </w:pPr>
-            <w:r>
-              <w:rPr>
-                <w:rFonts w:ascii="Times New Roman" w:hAnsi="Times New Roman" w:eastAsia="Times New Roman" w:cs="Times New Roman"/>
-                <w:i w:val="false"/>
-                <w:b w:val="false"/>
-                <w:u w:val="none"/>
+                <w:strike w:val="false"/>
+                <w:sz w:val="22"/>
+                <w:szCs w:val="22"/>
+                <w:color w:val="000000"/>
+              </w:rPr>
+            </w:pPr>
+            <w:r>
+              <w:rPr>
+                <w:rFonts w:ascii="Times New Roman" w:hAnsi="Times New Roman" w:eastAsia="Times New Roman" w:cs="Times New Roman"/>
+                <w:i w:val="false"/>
+                <w:b w:val="false"/>
+                <w:u w:val="none"/>
+                <w:strike w:val="false"/>
                 <w:sz w:val="22"/>
                 <w:szCs w:val="22"/>
                 <w:color w:val="000000"/>
@@ -1092,22 +1131,24 @@
                 <w:i w:val="false"/>
                 <w:b w:val="false"/>
                 <w:u w:val="none"/>
-                <w:sz w:val="22"/>
-                <w:szCs w:val="22"/>
-                <w:color w:val="000000"/>
-              </w:rPr>
-            </w:pPr>
-            <w:r>
-              <w:rPr>
-                <w:rFonts w:ascii="Times New Roman" w:hAnsi="Times New Roman" w:eastAsia="Times New Roman" w:cs="Times New Roman"/>
-                <w:i w:val="false"/>
-                <w:b w:val="false"/>
-                <w:u w:val="none"/>
-                <w:sz w:val="22"/>
-                <w:szCs w:val="22"/>
-                <w:color w:val="000000"/>
-              </w:rPr>
-              <w:t xml:space="preserve">[0.92, 0.97]</w:t>
+                <w:strike w:val="false"/>
+                <w:sz w:val="22"/>
+                <w:szCs w:val="22"/>
+                <w:color w:val="000000"/>
+              </w:rPr>
+            </w:pPr>
+            <w:r>
+              <w:rPr>
+                <w:rFonts w:ascii="Times New Roman" w:hAnsi="Times New Roman" w:eastAsia="Times New Roman" w:cs="Times New Roman"/>
+                <w:i w:val="false"/>
+                <w:b w:val="false"/>
+                <w:u w:val="none"/>
+                <w:strike w:val="false"/>
+                <w:sz w:val="22"/>
+                <w:szCs w:val="22"/>
+                <w:color w:val="000000"/>
+              </w:rPr>
+              <w:t xml:space="preserve">[0.92, 0.98]</w:t>
             </w:r>
           </w:p>
         </w:tc>
@@ -1150,17 +1191,19 @@
                 <w:i w:val="false"/>
                 <w:b w:val="false"/>
                 <w:u w:val="none"/>
-                <w:sz w:val="22"/>
-                <w:szCs w:val="22"/>
-                <w:color w:val="000000"/>
-              </w:rPr>
-            </w:pPr>
-            <w:r>
-              <w:rPr>
-                <w:rFonts w:ascii="Times New Roman" w:hAnsi="Times New Roman" w:eastAsia="Times New Roman" w:cs="Times New Roman"/>
-                <w:i w:val="false"/>
-                <w:b w:val="false"/>
-                <w:u w:val="none"/>
+                <w:strike w:val="false"/>
+                <w:sz w:val="22"/>
+                <w:szCs w:val="22"/>
+                <w:color w:val="000000"/>
+              </w:rPr>
+            </w:pPr>
+            <w:r>
+              <w:rPr>
+                <w:rFonts w:ascii="Times New Roman" w:hAnsi="Times New Roman" w:eastAsia="Times New Roman" w:cs="Times New Roman"/>
+                <w:i w:val="false"/>
+                <w:b w:val="false"/>
+                <w:u w:val="none"/>
+                <w:strike w:val="false"/>
                 <w:sz w:val="22"/>
                 <w:szCs w:val="22"/>
                 <w:color w:val="000000"/>
@@ -1202,17 +1245,19 @@
                 <w:i w:val="false"/>
                 <w:b w:val="false"/>
                 <w:u w:val="none"/>
-                <w:sz w:val="22"/>
-                <w:szCs w:val="22"/>
-                <w:color w:val="000000"/>
-              </w:rPr>
-            </w:pPr>
-            <w:r>
-              <w:rPr>
-                <w:rFonts w:ascii="Times New Roman" w:hAnsi="Times New Roman" w:eastAsia="Times New Roman" w:cs="Times New Roman"/>
-                <w:i w:val="false"/>
-                <w:b w:val="false"/>
-                <w:u w:val="none"/>
+                <w:strike w:val="false"/>
+                <w:sz w:val="22"/>
+                <w:szCs w:val="22"/>
+                <w:color w:val="000000"/>
+              </w:rPr>
+            </w:pPr>
+            <w:r>
+              <w:rPr>
+                <w:rFonts w:ascii="Times New Roman" w:hAnsi="Times New Roman" w:eastAsia="Times New Roman" w:cs="Times New Roman"/>
+                <w:i w:val="false"/>
+                <w:b w:val="false"/>
+                <w:u w:val="none"/>
+                <w:strike w:val="false"/>
                 <w:sz w:val="22"/>
                 <w:szCs w:val="22"/>
                 <w:color w:val="000000"/>
@@ -1254,17 +1299,19 @@
                 <w:i w:val="false"/>
                 <w:b w:val="false"/>
                 <w:u w:val="none"/>
-                <w:sz w:val="22"/>
-                <w:szCs w:val="22"/>
-                <w:color w:val="000000"/>
-              </w:rPr>
-            </w:pPr>
-            <w:r>
-              <w:rPr>
-                <w:rFonts w:ascii="Times New Roman" w:hAnsi="Times New Roman" w:eastAsia="Times New Roman" w:cs="Times New Roman"/>
-                <w:i w:val="false"/>
-                <w:b w:val="false"/>
-                <w:u w:val="none"/>
+                <w:strike w:val="false"/>
+                <w:sz w:val="22"/>
+                <w:szCs w:val="22"/>
+                <w:color w:val="000000"/>
+              </w:rPr>
+            </w:pPr>
+            <w:r>
+              <w:rPr>
+                <w:rFonts w:ascii="Times New Roman" w:hAnsi="Times New Roman" w:eastAsia="Times New Roman" w:cs="Times New Roman"/>
+                <w:i w:val="false"/>
+                <w:b w:val="false"/>
+                <w:u w:val="none"/>
+                <w:strike w:val="false"/>
                 <w:sz w:val="22"/>
                 <w:szCs w:val="22"/>
                 <w:color w:val="000000"/>
@@ -1306,22 +1353,24 @@
                 <w:i w:val="false"/>
                 <w:b w:val="false"/>
                 <w:u w:val="none"/>
-                <w:sz w:val="22"/>
-                <w:szCs w:val="22"/>
-                <w:color w:val="000000"/>
-              </w:rPr>
-            </w:pPr>
-            <w:r>
-              <w:rPr>
-                <w:rFonts w:ascii="Times New Roman" w:hAnsi="Times New Roman" w:eastAsia="Times New Roman" w:cs="Times New Roman"/>
-                <w:i w:val="false"/>
-                <w:b w:val="false"/>
-                <w:u w:val="none"/>
-                <w:sz w:val="22"/>
-                <w:szCs w:val="22"/>
-                <w:color w:val="000000"/>
-              </w:rPr>
-              <w:t xml:space="preserve">[0.36, 0.74]</w:t>
+                <w:strike w:val="false"/>
+                <w:sz w:val="22"/>
+                <w:szCs w:val="22"/>
+                <w:color w:val="000000"/>
+              </w:rPr>
+            </w:pPr>
+            <w:r>
+              <w:rPr>
+                <w:rFonts w:ascii="Times New Roman" w:hAnsi="Times New Roman" w:eastAsia="Times New Roman" w:cs="Times New Roman"/>
+                <w:i w:val="false"/>
+                <w:b w:val="false"/>
+                <w:u w:val="none"/>
+                <w:strike w:val="false"/>
+                <w:sz w:val="22"/>
+                <w:szCs w:val="22"/>
+                <w:color w:val="000000"/>
+              </w:rPr>
+              <w:t xml:space="preserve">[0.4, 0.76]</w:t>
             </w:r>
           </w:p>
         </w:tc>
@@ -1364,17 +1413,19 @@
                 <w:i w:val="false"/>
                 <w:b w:val="false"/>
                 <w:u w:val="none"/>
-                <w:sz w:val="22"/>
-                <w:szCs w:val="22"/>
-                <w:color w:val="000000"/>
-              </w:rPr>
-            </w:pPr>
-            <w:r>
-              <w:rPr>
-                <w:rFonts w:ascii="Times New Roman" w:hAnsi="Times New Roman" w:eastAsia="Times New Roman" w:cs="Times New Roman"/>
-                <w:i w:val="false"/>
-                <w:b w:val="false"/>
-                <w:u w:val="none"/>
+                <w:strike w:val="false"/>
+                <w:sz w:val="22"/>
+                <w:szCs w:val="22"/>
+                <w:color w:val="000000"/>
+              </w:rPr>
+            </w:pPr>
+            <w:r>
+              <w:rPr>
+                <w:rFonts w:ascii="Times New Roman" w:hAnsi="Times New Roman" w:eastAsia="Times New Roman" w:cs="Times New Roman"/>
+                <w:i w:val="false"/>
+                <w:b w:val="false"/>
+                <w:u w:val="none"/>
+                <w:strike w:val="false"/>
                 <w:sz w:val="22"/>
                 <w:szCs w:val="22"/>
                 <w:color w:val="000000"/>
@@ -1416,17 +1467,19 @@
                 <w:i w:val="false"/>
                 <w:b w:val="false"/>
                 <w:u w:val="none"/>
-                <w:sz w:val="22"/>
-                <w:szCs w:val="22"/>
-                <w:color w:val="000000"/>
-              </w:rPr>
-            </w:pPr>
-            <w:r>
-              <w:rPr>
-                <w:rFonts w:ascii="Times New Roman" w:hAnsi="Times New Roman" w:eastAsia="Times New Roman" w:cs="Times New Roman"/>
-                <w:i w:val="false"/>
-                <w:b w:val="false"/>
-                <w:u w:val="none"/>
+                <w:strike w:val="false"/>
+                <w:sz w:val="22"/>
+                <w:szCs w:val="22"/>
+                <w:color w:val="000000"/>
+              </w:rPr>
+            </w:pPr>
+            <w:r>
+              <w:rPr>
+                <w:rFonts w:ascii="Times New Roman" w:hAnsi="Times New Roman" w:eastAsia="Times New Roman" w:cs="Times New Roman"/>
+                <w:i w:val="false"/>
+                <w:b w:val="false"/>
+                <w:u w:val="none"/>
+                <w:strike w:val="false"/>
                 <w:sz w:val="22"/>
                 <w:szCs w:val="22"/>
                 <w:color w:val="000000"/>
@@ -1468,17 +1521,19 @@
                 <w:i w:val="false"/>
                 <w:b w:val="false"/>
                 <w:u w:val="none"/>
-                <w:sz w:val="22"/>
-                <w:szCs w:val="22"/>
-                <w:color w:val="000000"/>
-              </w:rPr>
-            </w:pPr>
-            <w:r>
-              <w:rPr>
-                <w:rFonts w:ascii="Times New Roman" w:hAnsi="Times New Roman" w:eastAsia="Times New Roman" w:cs="Times New Roman"/>
-                <w:i w:val="false"/>
-                <w:b w:val="false"/>
-                <w:u w:val="none"/>
+                <w:strike w:val="false"/>
+                <w:sz w:val="22"/>
+                <w:szCs w:val="22"/>
+                <w:color w:val="000000"/>
+              </w:rPr>
+            </w:pPr>
+            <w:r>
+              <w:rPr>
+                <w:rFonts w:ascii="Times New Roman" w:hAnsi="Times New Roman" w:eastAsia="Times New Roman" w:cs="Times New Roman"/>
+                <w:i w:val="false"/>
+                <w:b w:val="false"/>
+                <w:u w:val="none"/>
+                <w:strike w:val="false"/>
                 <w:sz w:val="22"/>
                 <w:szCs w:val="22"/>
                 <w:color w:val="000000"/>
@@ -1520,22 +1575,24 @@
                 <w:i w:val="false"/>
                 <w:b w:val="false"/>
                 <w:u w:val="none"/>
-                <w:sz w:val="22"/>
-                <w:szCs w:val="22"/>
-                <w:color w:val="000000"/>
-              </w:rPr>
-            </w:pPr>
-            <w:r>
-              <w:rPr>
-                <w:rFonts w:ascii="Times New Roman" w:hAnsi="Times New Roman" w:eastAsia="Times New Roman" w:cs="Times New Roman"/>
-                <w:i w:val="false"/>
-                <w:b w:val="false"/>
-                <w:u w:val="none"/>
-                <w:sz w:val="22"/>
-                <w:szCs w:val="22"/>
-                <w:color w:val="000000"/>
-              </w:rPr>
-              <w:t xml:space="preserve">[0.79, 0.91]</w:t>
+                <w:strike w:val="false"/>
+                <w:sz w:val="22"/>
+                <w:szCs w:val="22"/>
+                <w:color w:val="000000"/>
+              </w:rPr>
+            </w:pPr>
+            <w:r>
+              <w:rPr>
+                <w:rFonts w:ascii="Times New Roman" w:hAnsi="Times New Roman" w:eastAsia="Times New Roman" w:cs="Times New Roman"/>
+                <w:i w:val="false"/>
+                <w:b w:val="false"/>
+                <w:u w:val="none"/>
+                <w:strike w:val="false"/>
+                <w:sz w:val="22"/>
+                <w:szCs w:val="22"/>
+                <w:color w:val="000000"/>
+              </w:rPr>
+              <w:t xml:space="preserve">[0.8, 0.91]</w:t>
             </w:r>
           </w:p>
         </w:tc>
@@ -1578,17 +1635,19 @@
                 <w:i w:val="false"/>
                 <w:b w:val="false"/>
                 <w:u w:val="none"/>
-                <w:sz w:val="22"/>
-                <w:szCs w:val="22"/>
-                <w:color w:val="000000"/>
-              </w:rPr>
-            </w:pPr>
-            <w:r>
-              <w:rPr>
-                <w:rFonts w:ascii="Times New Roman" w:hAnsi="Times New Roman" w:eastAsia="Times New Roman" w:cs="Times New Roman"/>
-                <w:i w:val="false"/>
-                <w:b w:val="false"/>
-                <w:u w:val="none"/>
+                <w:strike w:val="false"/>
+                <w:sz w:val="22"/>
+                <w:szCs w:val="22"/>
+                <w:color w:val="000000"/>
+              </w:rPr>
+            </w:pPr>
+            <w:r>
+              <w:rPr>
+                <w:rFonts w:ascii="Times New Roman" w:hAnsi="Times New Roman" w:eastAsia="Times New Roman" w:cs="Times New Roman"/>
+                <w:i w:val="false"/>
+                <w:b w:val="false"/>
+                <w:u w:val="none"/>
+                <w:strike w:val="false"/>
                 <w:sz w:val="22"/>
                 <w:szCs w:val="22"/>
                 <w:color w:val="000000"/>
@@ -1630,17 +1689,19 @@
                 <w:i w:val="false"/>
                 <w:b w:val="false"/>
                 <w:u w:val="none"/>
-                <w:sz w:val="22"/>
-                <w:szCs w:val="22"/>
-                <w:color w:val="000000"/>
-              </w:rPr>
-            </w:pPr>
-            <w:r>
-              <w:rPr>
-                <w:rFonts w:ascii="Times New Roman" w:hAnsi="Times New Roman" w:eastAsia="Times New Roman" w:cs="Times New Roman"/>
-                <w:i w:val="false"/>
-                <w:b w:val="false"/>
-                <w:u w:val="none"/>
+                <w:strike w:val="false"/>
+                <w:sz w:val="22"/>
+                <w:szCs w:val="22"/>
+                <w:color w:val="000000"/>
+              </w:rPr>
+            </w:pPr>
+            <w:r>
+              <w:rPr>
+                <w:rFonts w:ascii="Times New Roman" w:hAnsi="Times New Roman" w:eastAsia="Times New Roman" w:cs="Times New Roman"/>
+                <w:i w:val="false"/>
+                <w:b w:val="false"/>
+                <w:u w:val="none"/>
+                <w:strike w:val="false"/>
                 <w:sz w:val="22"/>
                 <w:szCs w:val="22"/>
                 <w:color w:val="000000"/>
@@ -1682,17 +1743,19 @@
                 <w:i w:val="false"/>
                 <w:b w:val="false"/>
                 <w:u w:val="none"/>
-                <w:sz w:val="22"/>
-                <w:szCs w:val="22"/>
-                <w:color w:val="000000"/>
-              </w:rPr>
-            </w:pPr>
-            <w:r>
-              <w:rPr>
-                <w:rFonts w:ascii="Times New Roman" w:hAnsi="Times New Roman" w:eastAsia="Times New Roman" w:cs="Times New Roman"/>
-                <w:i w:val="false"/>
-                <w:b w:val="false"/>
-                <w:u w:val="none"/>
+                <w:strike w:val="false"/>
+                <w:sz w:val="22"/>
+                <w:szCs w:val="22"/>
+                <w:color w:val="000000"/>
+              </w:rPr>
+            </w:pPr>
+            <w:r>
+              <w:rPr>
+                <w:rFonts w:ascii="Times New Roman" w:hAnsi="Times New Roman" w:eastAsia="Times New Roman" w:cs="Times New Roman"/>
+                <w:i w:val="false"/>
+                <w:b w:val="false"/>
+                <w:u w:val="none"/>
+                <w:strike w:val="false"/>
                 <w:sz w:val="22"/>
                 <w:szCs w:val="22"/>
                 <w:color w:val="000000"/>
@@ -1734,22 +1797,24 @@
                 <w:i w:val="false"/>
                 <w:b w:val="false"/>
                 <w:u w:val="none"/>
-                <w:sz w:val="22"/>
-                <w:szCs w:val="22"/>
-                <w:color w:val="000000"/>
-              </w:rPr>
-            </w:pPr>
-            <w:r>
-              <w:rPr>
-                <w:rFonts w:ascii="Times New Roman" w:hAnsi="Times New Roman" w:eastAsia="Times New Roman" w:cs="Times New Roman"/>
-                <w:i w:val="false"/>
-                <w:b w:val="false"/>
-                <w:u w:val="none"/>
-                <w:sz w:val="22"/>
-                <w:szCs w:val="22"/>
-                <w:color w:val="000000"/>
-              </w:rPr>
-              <w:t xml:space="preserve">[0.33, 0.62]</w:t>
+                <w:strike w:val="false"/>
+                <w:sz w:val="22"/>
+                <w:szCs w:val="22"/>
+                <w:color w:val="000000"/>
+              </w:rPr>
+            </w:pPr>
+            <w:r>
+              <w:rPr>
+                <w:rFonts w:ascii="Times New Roman" w:hAnsi="Times New Roman" w:eastAsia="Times New Roman" w:cs="Times New Roman"/>
+                <w:i w:val="false"/>
+                <w:b w:val="false"/>
+                <w:u w:val="none"/>
+                <w:strike w:val="false"/>
+                <w:sz w:val="22"/>
+                <w:szCs w:val="22"/>
+                <w:color w:val="000000"/>
+              </w:rPr>
+              <w:t xml:space="preserve">[0.3, 0.64]</w:t>
             </w:r>
           </w:p>
         </w:tc>
@@ -1792,17 +1857,19 @@
                 <w:i w:val="false"/>
                 <w:b w:val="false"/>
                 <w:u w:val="none"/>
-                <w:sz w:val="22"/>
-                <w:szCs w:val="22"/>
-                <w:color w:val="000000"/>
-              </w:rPr>
-            </w:pPr>
-            <w:r>
-              <w:rPr>
-                <w:rFonts w:ascii="Times New Roman" w:hAnsi="Times New Roman" w:eastAsia="Times New Roman" w:cs="Times New Roman"/>
-                <w:i w:val="false"/>
-                <w:b w:val="false"/>
-                <w:u w:val="none"/>
+                <w:strike w:val="false"/>
+                <w:sz w:val="22"/>
+                <w:szCs w:val="22"/>
+                <w:color w:val="000000"/>
+              </w:rPr>
+            </w:pPr>
+            <w:r>
+              <w:rPr>
+                <w:rFonts w:ascii="Times New Roman" w:hAnsi="Times New Roman" w:eastAsia="Times New Roman" w:cs="Times New Roman"/>
+                <w:i w:val="false"/>
+                <w:b w:val="false"/>
+                <w:u w:val="none"/>
+                <w:strike w:val="false"/>
                 <w:sz w:val="22"/>
                 <w:szCs w:val="22"/>
                 <w:color w:val="000000"/>
@@ -1844,17 +1911,19 @@
                 <w:i w:val="false"/>
                 <w:b w:val="false"/>
                 <w:u w:val="none"/>
-                <w:sz w:val="22"/>
-                <w:szCs w:val="22"/>
-                <w:color w:val="000000"/>
-              </w:rPr>
-            </w:pPr>
-            <w:r>
-              <w:rPr>
-                <w:rFonts w:ascii="Times New Roman" w:hAnsi="Times New Roman" w:eastAsia="Times New Roman" w:cs="Times New Roman"/>
-                <w:i w:val="false"/>
-                <w:b w:val="false"/>
-                <w:u w:val="none"/>
+                <w:strike w:val="false"/>
+                <w:sz w:val="22"/>
+                <w:szCs w:val="22"/>
+                <w:color w:val="000000"/>
+              </w:rPr>
+            </w:pPr>
+            <w:r>
+              <w:rPr>
+                <w:rFonts w:ascii="Times New Roman" w:hAnsi="Times New Roman" w:eastAsia="Times New Roman" w:cs="Times New Roman"/>
+                <w:i w:val="false"/>
+                <w:b w:val="false"/>
+                <w:u w:val="none"/>
+                <w:strike w:val="false"/>
                 <w:sz w:val="22"/>
                 <w:szCs w:val="22"/>
                 <w:color w:val="000000"/>
@@ -1896,17 +1965,19 @@
                 <w:i w:val="false"/>
                 <w:b w:val="false"/>
                 <w:u w:val="none"/>
-                <w:sz w:val="22"/>
-                <w:szCs w:val="22"/>
-                <w:color w:val="000000"/>
-              </w:rPr>
-            </w:pPr>
-            <w:r>
-              <w:rPr>
-                <w:rFonts w:ascii="Times New Roman" w:hAnsi="Times New Roman" w:eastAsia="Times New Roman" w:cs="Times New Roman"/>
-                <w:i w:val="false"/>
-                <w:b w:val="false"/>
-                <w:u w:val="none"/>
+                <w:strike w:val="false"/>
+                <w:sz w:val="22"/>
+                <w:szCs w:val="22"/>
+                <w:color w:val="000000"/>
+              </w:rPr>
+            </w:pPr>
+            <w:r>
+              <w:rPr>
+                <w:rFonts w:ascii="Times New Roman" w:hAnsi="Times New Roman" w:eastAsia="Times New Roman" w:cs="Times New Roman"/>
+                <w:i w:val="false"/>
+                <w:b w:val="false"/>
+                <w:u w:val="none"/>
+                <w:strike w:val="false"/>
                 <w:sz w:val="22"/>
                 <w:szCs w:val="22"/>
                 <w:color w:val="000000"/>
@@ -1948,22 +2019,24 @@
                 <w:i w:val="false"/>
                 <w:b w:val="false"/>
                 <w:u w:val="none"/>
-                <w:sz w:val="22"/>
-                <w:szCs w:val="22"/>
-                <w:color w:val="000000"/>
-              </w:rPr>
-            </w:pPr>
-            <w:r>
-              <w:rPr>
-                <w:rFonts w:ascii="Times New Roman" w:hAnsi="Times New Roman" w:eastAsia="Times New Roman" w:cs="Times New Roman"/>
-                <w:i w:val="false"/>
-                <w:b w:val="false"/>
-                <w:u w:val="none"/>
-                <w:sz w:val="22"/>
-                <w:szCs w:val="22"/>
-                <w:color w:val="000000"/>
-              </w:rPr>
-              <w:t xml:space="preserve">[0.82, 0.93]</w:t>
+                <w:strike w:val="false"/>
+                <w:sz w:val="22"/>
+                <w:szCs w:val="22"/>
+                <w:color w:val="000000"/>
+              </w:rPr>
+            </w:pPr>
+            <w:r>
+              <w:rPr>
+                <w:rFonts w:ascii="Times New Roman" w:hAnsi="Times New Roman" w:eastAsia="Times New Roman" w:cs="Times New Roman"/>
+                <w:i w:val="false"/>
+                <w:b w:val="false"/>
+                <w:u w:val="none"/>
+                <w:strike w:val="false"/>
+                <w:sz w:val="22"/>
+                <w:szCs w:val="22"/>
+                <w:color w:val="000000"/>
+              </w:rPr>
+              <w:t xml:space="preserve">[0.81, 0.92]</w:t>
             </w:r>
           </w:p>
         </w:tc>
@@ -2006,17 +2079,19 @@
                 <w:i w:val="false"/>
                 <w:b w:val="false"/>
                 <w:u w:val="none"/>
-                <w:sz w:val="22"/>
-                <w:szCs w:val="22"/>
-                <w:color w:val="000000"/>
-              </w:rPr>
-            </w:pPr>
-            <w:r>
-              <w:rPr>
-                <w:rFonts w:ascii="Times New Roman" w:hAnsi="Times New Roman" w:eastAsia="Times New Roman" w:cs="Times New Roman"/>
-                <w:i w:val="false"/>
-                <w:b w:val="false"/>
-                <w:u w:val="none"/>
+                <w:strike w:val="false"/>
+                <w:sz w:val="22"/>
+                <w:szCs w:val="22"/>
+                <w:color w:val="000000"/>
+              </w:rPr>
+            </w:pPr>
+            <w:r>
+              <w:rPr>
+                <w:rFonts w:ascii="Times New Roman" w:hAnsi="Times New Roman" w:eastAsia="Times New Roman" w:cs="Times New Roman"/>
+                <w:i w:val="false"/>
+                <w:b w:val="false"/>
+                <w:u w:val="none"/>
+                <w:strike w:val="false"/>
                 <w:sz w:val="22"/>
                 <w:szCs w:val="22"/>
                 <w:color w:val="000000"/>
@@ -2058,17 +2133,19 @@
                 <w:i w:val="false"/>
                 <w:b w:val="false"/>
                 <w:u w:val="none"/>
-                <w:sz w:val="22"/>
-                <w:szCs w:val="22"/>
-                <w:color w:val="000000"/>
-              </w:rPr>
-            </w:pPr>
-            <w:r>
-              <w:rPr>
-                <w:rFonts w:ascii="Times New Roman" w:hAnsi="Times New Roman" w:eastAsia="Times New Roman" w:cs="Times New Roman"/>
-                <w:i w:val="false"/>
-                <w:b w:val="false"/>
-                <w:u w:val="none"/>
+                <w:strike w:val="false"/>
+                <w:sz w:val="22"/>
+                <w:szCs w:val="22"/>
+                <w:color w:val="000000"/>
+              </w:rPr>
+            </w:pPr>
+            <w:r>
+              <w:rPr>
+                <w:rFonts w:ascii="Times New Roman" w:hAnsi="Times New Roman" w:eastAsia="Times New Roman" w:cs="Times New Roman"/>
+                <w:i w:val="false"/>
+                <w:b w:val="false"/>
+                <w:u w:val="none"/>
+                <w:strike w:val="false"/>
                 <w:sz w:val="22"/>
                 <w:szCs w:val="22"/>
                 <w:color w:val="000000"/>
@@ -2110,17 +2187,19 @@
                 <w:i w:val="false"/>
                 <w:b w:val="false"/>
                 <w:u w:val="none"/>
-                <w:sz w:val="22"/>
-                <w:szCs w:val="22"/>
-                <w:color w:val="000000"/>
-              </w:rPr>
-            </w:pPr>
-            <w:r>
-              <w:rPr>
-                <w:rFonts w:ascii="Times New Roman" w:hAnsi="Times New Roman" w:eastAsia="Times New Roman" w:cs="Times New Roman"/>
-                <w:i w:val="false"/>
-                <w:b w:val="false"/>
-                <w:u w:val="none"/>
+                <w:strike w:val="false"/>
+                <w:sz w:val="22"/>
+                <w:szCs w:val="22"/>
+                <w:color w:val="000000"/>
+              </w:rPr>
+            </w:pPr>
+            <w:r>
+              <w:rPr>
+                <w:rFonts w:ascii="Times New Roman" w:hAnsi="Times New Roman" w:eastAsia="Times New Roman" w:cs="Times New Roman"/>
+                <w:i w:val="false"/>
+                <w:b w:val="false"/>
+                <w:u w:val="none"/>
+                <w:strike w:val="false"/>
                 <w:sz w:val="22"/>
                 <w:szCs w:val="22"/>
                 <w:color w:val="000000"/>
@@ -2162,17 +2241,19 @@
                 <w:i w:val="false"/>
                 <w:b w:val="false"/>
                 <w:u w:val="none"/>
-                <w:sz w:val="22"/>
-                <w:szCs w:val="22"/>
-                <w:color w:val="000000"/>
-              </w:rPr>
-            </w:pPr>
-            <w:r>
-              <w:rPr>
-                <w:rFonts w:ascii="Times New Roman" w:hAnsi="Times New Roman" w:eastAsia="Times New Roman" w:cs="Times New Roman"/>
-                <w:i w:val="false"/>
-                <w:b w:val="false"/>
-                <w:u w:val="none"/>
+                <w:strike w:val="false"/>
+                <w:sz w:val="22"/>
+                <w:szCs w:val="22"/>
+                <w:color w:val="000000"/>
+              </w:rPr>
+            </w:pPr>
+            <w:r>
+              <w:rPr>
+                <w:rFonts w:ascii="Times New Roman" w:hAnsi="Times New Roman" w:eastAsia="Times New Roman" w:cs="Times New Roman"/>
+                <w:i w:val="false"/>
+                <w:b w:val="false"/>
+                <w:u w:val="none"/>
+                <w:strike w:val="false"/>
                 <w:sz w:val="22"/>
                 <w:szCs w:val="22"/>
                 <w:color w:val="000000"/>
@@ -2220,17 +2301,19 @@
                 <w:i w:val="false"/>
                 <w:b w:val="false"/>
                 <w:u w:val="none"/>
-                <w:sz w:val="22"/>
-                <w:szCs w:val="22"/>
-                <w:color w:val="000000"/>
-              </w:rPr>
-            </w:pPr>
-            <w:r>
-              <w:rPr>
-                <w:rFonts w:ascii="Times New Roman" w:hAnsi="Times New Roman" w:eastAsia="Times New Roman" w:cs="Times New Roman"/>
-                <w:i w:val="false"/>
-                <w:b w:val="false"/>
-                <w:u w:val="none"/>
+                <w:strike w:val="false"/>
+                <w:sz w:val="22"/>
+                <w:szCs w:val="22"/>
+                <w:color w:val="000000"/>
+              </w:rPr>
+            </w:pPr>
+            <w:r>
+              <w:rPr>
+                <w:rFonts w:ascii="Times New Roman" w:hAnsi="Times New Roman" w:eastAsia="Times New Roman" w:cs="Times New Roman"/>
+                <w:i w:val="false"/>
+                <w:b w:val="false"/>
+                <w:u w:val="none"/>
+                <w:strike w:val="false"/>
                 <w:sz w:val="22"/>
                 <w:szCs w:val="22"/>
                 <w:color w:val="000000"/>
@@ -2272,17 +2355,19 @@
                 <w:i w:val="false"/>
                 <w:b w:val="false"/>
                 <w:u w:val="none"/>
-                <w:sz w:val="22"/>
-                <w:szCs w:val="22"/>
-                <w:color w:val="000000"/>
-              </w:rPr>
-            </w:pPr>
-            <w:r>
-              <w:rPr>
-                <w:rFonts w:ascii="Times New Roman" w:hAnsi="Times New Roman" w:eastAsia="Times New Roman" w:cs="Times New Roman"/>
-                <w:i w:val="false"/>
-                <w:b w:val="false"/>
-                <w:u w:val="none"/>
+                <w:strike w:val="false"/>
+                <w:sz w:val="22"/>
+                <w:szCs w:val="22"/>
+                <w:color w:val="000000"/>
+              </w:rPr>
+            </w:pPr>
+            <w:r>
+              <w:rPr>
+                <w:rFonts w:ascii="Times New Roman" w:hAnsi="Times New Roman" w:eastAsia="Times New Roman" w:cs="Times New Roman"/>
+                <w:i w:val="false"/>
+                <w:b w:val="false"/>
+                <w:u w:val="none"/>
+                <w:strike w:val="false"/>
                 <w:sz w:val="22"/>
                 <w:szCs w:val="22"/>
                 <w:color w:val="000000"/>
@@ -2324,17 +2409,19 @@
                 <w:i w:val="false"/>
                 <w:b w:val="false"/>
                 <w:u w:val="none"/>
-                <w:sz w:val="22"/>
-                <w:szCs w:val="22"/>
-                <w:color w:val="000000"/>
-              </w:rPr>
-            </w:pPr>
-            <w:r>
-              <w:rPr>
-                <w:rFonts w:ascii="Times New Roman" w:hAnsi="Times New Roman" w:eastAsia="Times New Roman" w:cs="Times New Roman"/>
-                <w:i w:val="false"/>
-                <w:b w:val="false"/>
-                <w:u w:val="none"/>
+                <w:strike w:val="false"/>
+                <w:sz w:val="22"/>
+                <w:szCs w:val="22"/>
+                <w:color w:val="000000"/>
+              </w:rPr>
+            </w:pPr>
+            <w:r>
+              <w:rPr>
+                <w:rFonts w:ascii="Times New Roman" w:hAnsi="Times New Roman" w:eastAsia="Times New Roman" w:cs="Times New Roman"/>
+                <w:i w:val="false"/>
+                <w:b w:val="false"/>
+                <w:u w:val="none"/>
+                <w:strike w:val="false"/>
                 <w:sz w:val="22"/>
                 <w:szCs w:val="22"/>
                 <w:color w:val="000000"/>
@@ -2376,22 +2463,24 @@
                 <w:i w:val="false"/>
                 <w:b w:val="false"/>
                 <w:u w:val="none"/>
-                <w:sz w:val="22"/>
-                <w:szCs w:val="22"/>
-                <w:color w:val="000000"/>
-              </w:rPr>
-            </w:pPr>
-            <w:r>
-              <w:rPr>
-                <w:rFonts w:ascii="Times New Roman" w:hAnsi="Times New Roman" w:eastAsia="Times New Roman" w:cs="Times New Roman"/>
-                <w:i w:val="false"/>
-                <w:b w:val="false"/>
-                <w:u w:val="none"/>
-                <w:sz w:val="22"/>
-                <w:szCs w:val="22"/>
-                <w:color w:val="000000"/>
-              </w:rPr>
-              <w:t xml:space="preserve">[0.78, 0.91]</w:t>
+                <w:strike w:val="false"/>
+                <w:sz w:val="22"/>
+                <w:szCs w:val="22"/>
+                <w:color w:val="000000"/>
+              </w:rPr>
+            </w:pPr>
+            <w:r>
+              <w:rPr>
+                <w:rFonts w:ascii="Times New Roman" w:hAnsi="Times New Roman" w:eastAsia="Times New Roman" w:cs="Times New Roman"/>
+                <w:i w:val="false"/>
+                <w:b w:val="false"/>
+                <w:u w:val="none"/>
+                <w:strike w:val="false"/>
+                <w:sz w:val="22"/>
+                <w:szCs w:val="22"/>
+                <w:color w:val="000000"/>
+              </w:rPr>
+              <w:t xml:space="preserve">[0.76, 0.92]</w:t>
             </w:r>
           </w:p>
         </w:tc>
@@ -2435,6 +2524,7 @@
                 <w:i w:val="true"/>
                 <w:b w:val="false"/>
                 <w:u w:val="none"/>
+                <w:strike w:val="false"/>
                 <w:sz w:val="22"/>
                 <w:szCs w:val="22"/>
                 <w:color w:val="000000"/>
@@ -2446,6 +2536,7 @@
                 <w:i w:val="true"/>
                 <w:b w:val="false"/>
                 <w:u w:val="none"/>
+                <w:strike w:val="false"/>
                 <w:sz w:val="22"/>
                 <w:szCs w:val="22"/>
                 <w:color w:val="000000"/>
